--- a/A.4.1B.docx
+++ b/A.4.1B.docx
@@ -123,19 +123,19 @@
         <w:tblLook w:val="0000" w:firstRow="0" w:lastRow="0" w:firstColumn="0" w:lastColumn="0" w:noHBand="0" w:noVBand="0"/>
       </w:tblPr>
       <w:tblGrid>
-        <w:gridCol w:w="566"/>
-        <w:gridCol w:w="566"/>
-        <w:gridCol w:w="566"/>
-        <w:gridCol w:w="566"/>
-        <w:gridCol w:w="566"/>
-        <w:gridCol w:w="766"/>
-        <w:gridCol w:w="779"/>
-        <w:gridCol w:w="766"/>
-        <w:gridCol w:w="791"/>
-        <w:gridCol w:w="791"/>
-        <w:gridCol w:w="820"/>
-        <w:gridCol w:w="779"/>
-        <w:gridCol w:w="742"/>
+        <w:gridCol w:w="509"/>
+        <w:gridCol w:w="509"/>
+        <w:gridCol w:w="509"/>
+        <w:gridCol w:w="509"/>
+        <w:gridCol w:w="509"/>
+        <w:gridCol w:w="658"/>
+        <w:gridCol w:w="669"/>
+        <w:gridCol w:w="658"/>
+        <w:gridCol w:w="680"/>
+        <w:gridCol w:w="1241"/>
+        <w:gridCol w:w="703"/>
+        <w:gridCol w:w="669"/>
+        <w:gridCol w:w="1241"/>
       </w:tblGrid>
       <w:tr>
         <w:trPr>
@@ -8475,15 +8475,8 @@
                 <w:rFonts w:ascii="Arial" w:hAnsi="Arial" w:cs="Arial"/>
               </w:rPr>
               <w:br/>
-            </w:r>
-            <w:proofErr w:type="spellStart"/>
-            <w:r>
-              <w:rPr>
-                <w:rFonts w:ascii="Arial" w:hAnsi="Arial" w:cs="Arial"/>
-              </w:rPr>
               <w:t>0B8E</w:t>
             </w:r>
-            <w:proofErr w:type="spellEnd"/>
           </w:p>
         </w:tc>
         <w:tc>
@@ -8695,20 +8688,26 @@
                 <w:rFonts w:ascii="Arial" w:hAnsi="Arial" w:cs="Arial"/>
               </w:rPr>
               <w:br/>
+            </w:r>
+            <w:proofErr w:type="spellStart"/>
+            <w:r>
+              <w:rPr>
+                <w:rFonts w:ascii="Arial" w:hAnsi="Arial" w:cs="Arial"/>
+              </w:rPr>
               <w:t>006E</w:t>
             </w:r>
-          </w:p>
-        </w:tc>
-        <w:tc>
-          <w:tcPr>
-            <w:tcW w:w="0" w:type="auto"/>
-            <w:tcBorders>
-              <w:top w:val="single" w:sz="12" w:space="0" w:color="000000"/>
-              <w:left w:val="single" w:sz="12" w:space="0" w:color="000000"/>
-              <w:bottom w:val="single" w:sz="12" w:space="0" w:color="000000"/>
-              <w:right w:val="single" w:sz="12" w:space="0" w:color="000000"/>
-            </w:tcBorders>
-            <w:shd w:val="clear" w:color="auto" w:fill="DDA0DD"/>
+            <w:proofErr w:type="spellEnd"/>
+          </w:p>
+        </w:tc>
+        <w:tc>
+          <w:tcPr>
+            <w:tcW w:w="0" w:type="auto"/>
+            <w:tcBorders>
+              <w:top w:val="single" w:sz="12" w:space="0" w:color="000000"/>
+              <w:left w:val="single" w:sz="12" w:space="0" w:color="000000"/>
+              <w:bottom w:val="single" w:sz="12" w:space="0" w:color="000000"/>
+              <w:right w:val="single" w:sz="12" w:space="0" w:color="000000"/>
+            </w:tcBorders>
             <w:vAlign w:val="center"/>
           </w:tcPr>
           <w:p>
@@ -8723,9 +8722,16 @@
             </w:pPr>
             <w:r>
               <w:rPr>
-                <w:rFonts w:ascii="Arial" w:hAnsi="Arial" w:cs="Arial"/>
-              </w:rPr>
-              <w:t> </w:t>
+                <w:rFonts w:ascii="Nirmala UI" w:hAnsi="Nirmala UI" w:cs="Nirmala UI"/>
+              </w:rPr>
+              <w:t>॰</w:t>
+            </w:r>
+            <w:r>
+              <w:rPr>
+                <w:rFonts w:ascii="Arial" w:hAnsi="Arial" w:cs="Arial"/>
+              </w:rPr>
+              <w:br/>
+              <w:t>0970</w:t>
             </w:r>
           </w:p>
         </w:tc>
@@ -9074,7 +9080,7 @@
               <w:bottom w:val="single" w:sz="12" w:space="0" w:color="000000"/>
               <w:right w:val="single" w:sz="12" w:space="0" w:color="000000"/>
             </w:tcBorders>
-            <w:shd w:val="clear" w:color="auto" w:fill="DDA0DD"/>
+            <w:shd w:val="clear" w:color="auto" w:fill="FFFACD"/>
             <w:vAlign w:val="center"/>
           </w:tcPr>
           <w:p>
@@ -9090,10 +9096,24 @@
             </w:pPr>
             <w:r>
               <w:rPr>
-                <w:rFonts w:ascii="Arial" w:hAnsi="Arial" w:cs="Arial"/>
-              </w:rPr>
-              <w:t> </w:t>
-            </w:r>
+                <w:rFonts w:ascii="Nirmala UI" w:hAnsi="Nirmala UI" w:cs="Nirmala UI"/>
+              </w:rPr>
+              <w:t>்‌</w:t>
+            </w:r>
+            <w:r>
+              <w:rPr>
+                <w:rFonts w:ascii="Arial" w:hAnsi="Arial" w:cs="Arial"/>
+              </w:rPr>
+              <w:br/>
+            </w:r>
+            <w:proofErr w:type="spellStart"/>
+            <w:r>
+              <w:rPr>
+                <w:rFonts w:ascii="Arial" w:hAnsi="Arial" w:cs="Arial"/>
+              </w:rPr>
+              <w:t>0BCD,200C</w:t>
+            </w:r>
+            <w:proofErr w:type="spellEnd"/>
           </w:p>
         </w:tc>
         <w:tc>
@@ -9130,8 +9150,15 @@
                 <w:rFonts w:ascii="Arial" w:hAnsi="Arial" w:cs="Arial"/>
               </w:rPr>
               <w:br/>
+            </w:r>
+            <w:proofErr w:type="spellStart"/>
+            <w:r>
+              <w:rPr>
+                <w:rFonts w:ascii="Arial" w:hAnsi="Arial" w:cs="Arial"/>
+              </w:rPr>
               <w:t>0BCD</w:t>
             </w:r>
+            <w:proofErr w:type="spellEnd"/>
           </w:p>
         </w:tc>
         <w:tc>
@@ -9187,7 +9214,7 @@
               <w:bottom w:val="single" w:sz="12" w:space="0" w:color="000000"/>
               <w:right w:val="single" w:sz="12" w:space="0" w:color="000000"/>
             </w:tcBorders>
-            <w:shd w:val="clear" w:color="auto" w:fill="DDA0DD"/>
+            <w:shd w:val="clear" w:color="auto" w:fill="FFFACD"/>
             <w:vAlign w:val="center"/>
           </w:tcPr>
           <w:p>
@@ -9202,10 +9229,24 @@
             </w:pPr>
             <w:r>
               <w:rPr>
-                <w:rFonts w:ascii="Arial" w:hAnsi="Arial" w:cs="Arial"/>
-              </w:rPr>
-              <w:t> </w:t>
-            </w:r>
+                <w:rFonts w:ascii="Nirmala UI" w:hAnsi="Nirmala UI" w:cs="Nirmala UI"/>
+              </w:rPr>
+              <w:t>்‍</w:t>
+            </w:r>
+            <w:r>
+              <w:rPr>
+                <w:rFonts w:ascii="Arial" w:hAnsi="Arial" w:cs="Arial"/>
+              </w:rPr>
+              <w:br/>
+            </w:r>
+            <w:proofErr w:type="spellStart"/>
+            <w:r>
+              <w:rPr>
+                <w:rFonts w:ascii="Arial" w:hAnsi="Arial" w:cs="Arial"/>
+              </w:rPr>
+              <w:t>0BCD,200D</w:t>
+            </w:r>
+            <w:proofErr w:type="spellEnd"/>
           </w:p>
         </w:tc>
         <w:bookmarkStart w:id="40" w:name="_MCCTEMPBM_CRPT01490043___7"/>
@@ -9232,8 +9273,13 @@
             <w:pPr>
               <w:pStyle w:val="TAL"/>
             </w:pPr>
-            <w:r>
-              <w:t>In the event that an MS receives a code where a symbol is not represented in the above table then the MS shall display the REPLACEMENT CHARACTER (</w:t>
+            <w:proofErr w:type="gramStart"/>
+            <w:r>
+              <w:t>In the event that</w:t>
+            </w:r>
+            <w:proofErr w:type="gramEnd"/>
+            <w:r>
+              <w:t xml:space="preserve"> an MS receives a code where a symbol is not represented in the above table then the MS shall display the REPLACEMENT CHARACTER (</w:t>
             </w:r>
             <w:proofErr w:type="spellStart"/>
             <w:r>
@@ -9273,11 +9319,24 @@
             </w:r>
             <w:proofErr w:type="spellStart"/>
             <w:r>
-              <w:t>SS2,CR</w:t>
+              <w:t>SS</w:t>
+            </w:r>
+            <w:proofErr w:type="gramStart"/>
+            <w:r>
+              <w:t>2,CR</w:t>
             </w:r>
             <w:proofErr w:type="spellEnd"/>
-            <w:r>
-              <w:t>&gt; is actually CSI (se next table), and that “CR” is not a filler, nor LF.</w:t>
+            <w:proofErr w:type="gramEnd"/>
+            <w:r>
+              <w:t xml:space="preserve">&gt; is </w:t>
+            </w:r>
+            <w:proofErr w:type="gramStart"/>
+            <w:r>
+              <w:t>actually CSI</w:t>
+            </w:r>
+            <w:proofErr w:type="gramEnd"/>
+            <w:r>
+              <w:t xml:space="preserve"> (se next table), and that “CR” is not a filler, nor LF.</w:t>
             </w:r>
           </w:p>
           <w:p>
@@ -11482,15 +11541,8 @@
                 <w:rFonts w:ascii="Arial" w:hAnsi="Arial" w:cs="Arial"/>
               </w:rPr>
               <w:br/>
-            </w:r>
-            <w:proofErr w:type="spellStart"/>
-            <w:r>
-              <w:rPr>
-                <w:rFonts w:ascii="Arial" w:hAnsi="Arial" w:cs="Arial"/>
-              </w:rPr>
               <w:t>26A0</w:t>
             </w:r>
-            <w:proofErr w:type="spellEnd"/>
           </w:p>
         </w:tc>
         <w:bookmarkStart w:id="52" w:name="_MCCTEMPBM_CRPT01490054___7"/>
@@ -12649,8 +12701,15 @@
                 <w:rFonts w:ascii="Arial" w:hAnsi="Arial" w:cs="Arial"/>
               </w:rPr>
               <w:br/>
+            </w:r>
+            <w:proofErr w:type="spellStart"/>
+            <w:r>
+              <w:rPr>
+                <w:rFonts w:ascii="Arial" w:hAnsi="Arial" w:cs="Arial"/>
+              </w:rPr>
               <w:t>00A5</w:t>
             </w:r>
+            <w:proofErr w:type="spellEnd"/>
           </w:p>
         </w:tc>
         <w:tc>
@@ -15081,6 +15140,7 @@
               <w:bottom w:val="single" w:sz="12" w:space="0" w:color="000000"/>
               <w:right w:val="single" w:sz="12" w:space="0" w:color="000000"/>
             </w:tcBorders>
+            <w:shd w:val="clear" w:color="auto" w:fill="DDA0DD"/>
             <w:vAlign w:val="center"/>
           </w:tcPr>
           <w:p>
@@ -15095,24 +15155,10 @@
             </w:pPr>
             <w:r>
               <w:rPr>
-                <w:rFonts w:ascii="Nirmala UI" w:hAnsi="Nirmala UI" w:cs="Nirmala UI"/>
-              </w:rPr>
-              <w:t>௶</w:t>
-            </w:r>
-            <w:r>
-              <w:rPr>
-                <w:rFonts w:ascii="Arial" w:hAnsi="Arial" w:cs="Arial"/>
-              </w:rPr>
-              <w:br/>
-            </w:r>
-            <w:proofErr w:type="spellStart"/>
-            <w:r>
-              <w:rPr>
-                <w:rFonts w:ascii="Arial" w:hAnsi="Arial" w:cs="Arial"/>
-              </w:rPr>
-              <w:t>0BF6</w:t>
-            </w:r>
-            <w:proofErr w:type="spellEnd"/>
+                <w:rFonts w:ascii="Arial" w:hAnsi="Arial" w:cs="Arial"/>
+              </w:rPr>
+              <w:t> </w:t>
+            </w:r>
           </w:p>
         </w:tc>
         <w:tc>
@@ -15561,6 +15607,7 @@
               <w:bottom w:val="single" w:sz="12" w:space="0" w:color="000000"/>
               <w:right w:val="single" w:sz="12" w:space="0" w:color="000000"/>
             </w:tcBorders>
+            <w:shd w:val="clear" w:color="auto" w:fill="DDA0DD"/>
             <w:vAlign w:val="center"/>
           </w:tcPr>
           <w:p>
@@ -15575,24 +15622,10 @@
             </w:pPr>
             <w:r>
               <w:rPr>
-                <w:rFonts w:ascii="Nirmala UI" w:hAnsi="Nirmala UI" w:cs="Nirmala UI"/>
-              </w:rPr>
-              <w:t>௷</w:t>
-            </w:r>
-            <w:r>
-              <w:rPr>
-                <w:rFonts w:ascii="Arial" w:hAnsi="Arial" w:cs="Arial"/>
-              </w:rPr>
-              <w:br/>
-            </w:r>
-            <w:proofErr w:type="spellStart"/>
-            <w:r>
-              <w:rPr>
-                <w:rFonts w:ascii="Arial" w:hAnsi="Arial" w:cs="Arial"/>
-              </w:rPr>
-              <w:t>0BF7</w:t>
-            </w:r>
-            <w:proofErr w:type="spellEnd"/>
+                <w:rFonts w:ascii="Arial" w:hAnsi="Arial" w:cs="Arial"/>
+              </w:rPr>
+              <w:t> </w:t>
+            </w:r>
           </w:p>
         </w:tc>
         <w:tc>
@@ -16209,8 +16242,15 @@
                 <w:rFonts w:ascii="Arial" w:hAnsi="Arial" w:cs="Arial"/>
               </w:rPr>
               <w:br/>
+            </w:r>
+            <w:proofErr w:type="spellStart"/>
+            <w:r>
+              <w:rPr>
+                <w:rFonts w:ascii="Arial" w:hAnsi="Arial" w:cs="Arial"/>
+              </w:rPr>
               <w:t>00F7</w:t>
             </w:r>
+            <w:proofErr w:type="spellEnd"/>
           </w:p>
         </w:tc>
         <w:tc>
@@ -16646,7 +16686,6 @@
               <w:bottom w:val="single" w:sz="12" w:space="0" w:color="000000"/>
               <w:right w:val="single" w:sz="12" w:space="0" w:color="000000"/>
             </w:tcBorders>
-            <w:shd w:val="clear" w:color="auto" w:fill="DDA0DD"/>
             <w:vAlign w:val="center"/>
           </w:tcPr>
           <w:p>
@@ -16661,10 +16700,24 @@
             </w:pPr>
             <w:r>
               <w:rPr>
-                <w:rFonts w:ascii="Arial" w:hAnsi="Arial" w:cs="Arial"/>
-              </w:rPr>
-              <w:t> </w:t>
-            </w:r>
+                <w:rFonts w:ascii="Nirmala UI" w:hAnsi="Nirmala UI" w:cs="Nirmala UI"/>
+              </w:rPr>
+              <w:t>௺</w:t>
+            </w:r>
+            <w:r>
+              <w:rPr>
+                <w:rFonts w:ascii="Arial" w:hAnsi="Arial" w:cs="Arial"/>
+              </w:rPr>
+              <w:br/>
+            </w:r>
+            <w:proofErr w:type="spellStart"/>
+            <w:r>
+              <w:rPr>
+                <w:rFonts w:ascii="Arial" w:hAnsi="Arial" w:cs="Arial"/>
+              </w:rPr>
+              <w:t>0BFA</w:t>
+            </w:r>
+            <w:proofErr w:type="spellEnd"/>
           </w:p>
         </w:tc>
         <w:tc>
@@ -17163,7 +17216,7 @@
               <w:rPr>
                 <w:rFonts w:ascii="Nirmala UI" w:hAnsi="Nirmala UI" w:cs="Nirmala UI"/>
               </w:rPr>
-              <w:t>௺</w:t>
+              <w:t>௰</w:t>
             </w:r>
             <w:r>
               <w:rPr>
@@ -17176,7 +17229,7 @@
               <w:rPr>
                 <w:rFonts w:ascii="Arial" w:hAnsi="Arial" w:cs="Arial"/>
               </w:rPr>
-              <w:t>0BFA</w:t>
+              <w:t>0BF0</w:t>
             </w:r>
             <w:proofErr w:type="spellEnd"/>
           </w:p>
@@ -17588,13 +17641,49 @@
                 <w:rFonts w:ascii="Arial" w:hAnsi="Arial" w:cs="Arial"/>
               </w:rPr>
               <w:br/>
+              <w:t>007E</w:t>
+            </w:r>
+          </w:p>
+        </w:tc>
+        <w:tc>
+          <w:tcPr>
+            <w:tcW w:w="0" w:type="auto"/>
+            <w:tcBorders>
+              <w:top w:val="single" w:sz="12" w:space="0" w:color="000000"/>
+              <w:left w:val="single" w:sz="12" w:space="0" w:color="000000"/>
+              <w:bottom w:val="single" w:sz="12" w:space="0" w:color="000000"/>
+              <w:right w:val="single" w:sz="12" w:space="0" w:color="000000"/>
+            </w:tcBorders>
+            <w:vAlign w:val="center"/>
+          </w:tcPr>
+          <w:p>
+            <w:pPr>
+              <w:keepNext/>
+              <w:spacing w:after="0" w:line="240" w:lineRule="exact"/>
+              <w:jc w:val="center"/>
+              <w:rPr>
+                <w:rFonts w:ascii="Courier" w:hAnsi="Courier"/>
+                <w:sz w:val="24"/>
+              </w:rPr>
+            </w:pPr>
+            <w:r>
+              <w:rPr>
+                <w:rFonts w:ascii="Arial" w:hAnsi="Arial" w:cs="Arial"/>
+              </w:rPr>
+              <w:t>M</w:t>
+            </w:r>
+            <w:r>
+              <w:rPr>
+                <w:rFonts w:ascii="Arial" w:hAnsi="Arial" w:cs="Arial"/>
+              </w:rPr>
+              <w:br/>
             </w:r>
             <w:proofErr w:type="spellStart"/>
             <w:r>
               <w:rPr>
                 <w:rFonts w:ascii="Arial" w:hAnsi="Arial" w:cs="Arial"/>
               </w:rPr>
-              <w:t>007E</w:t>
+              <w:t>004D</w:t>
             </w:r>
             <w:proofErr w:type="spellEnd"/>
           </w:p>
@@ -17622,9 +17711,9 @@
             </w:pPr>
             <w:r>
               <w:rPr>
-                <w:rFonts w:ascii="Arial" w:hAnsi="Arial" w:cs="Arial"/>
-              </w:rPr>
-              <w:t>M</w:t>
+                <w:rFonts w:ascii="Nirmala UI" w:hAnsi="Nirmala UI" w:cs="Nirmala UI"/>
+              </w:rPr>
+              <w:t>௱</w:t>
             </w:r>
             <w:r>
               <w:rPr>
@@ -17637,50 +17726,7 @@
               <w:rPr>
                 <w:rFonts w:ascii="Arial" w:hAnsi="Arial" w:cs="Arial"/>
               </w:rPr>
-              <w:t>004D</w:t>
-            </w:r>
-            <w:proofErr w:type="spellEnd"/>
-          </w:p>
-        </w:tc>
-        <w:tc>
-          <w:tcPr>
-            <w:tcW w:w="0" w:type="auto"/>
-            <w:tcBorders>
-              <w:top w:val="single" w:sz="12" w:space="0" w:color="000000"/>
-              <w:left w:val="single" w:sz="12" w:space="0" w:color="000000"/>
-              <w:bottom w:val="single" w:sz="12" w:space="0" w:color="000000"/>
-              <w:right w:val="single" w:sz="12" w:space="0" w:color="000000"/>
-            </w:tcBorders>
-            <w:vAlign w:val="center"/>
-          </w:tcPr>
-          <w:p>
-            <w:pPr>
-              <w:keepNext/>
-              <w:spacing w:after="0" w:line="240" w:lineRule="exact"/>
-              <w:jc w:val="center"/>
-              <w:rPr>
-                <w:rFonts w:ascii="Courier" w:hAnsi="Courier"/>
-                <w:sz w:val="24"/>
-              </w:rPr>
-            </w:pPr>
-            <w:r>
-              <w:rPr>
-                <w:rFonts w:ascii="Nirmala UI" w:hAnsi="Nirmala UI" w:cs="Nirmala UI"/>
-              </w:rPr>
-              <w:t>௰</w:t>
-            </w:r>
-            <w:r>
-              <w:rPr>
-                <w:rFonts w:ascii="Arial" w:hAnsi="Arial" w:cs="Arial"/>
-              </w:rPr>
-              <w:br/>
-            </w:r>
-            <w:proofErr w:type="spellStart"/>
-            <w:r>
-              <w:rPr>
-                <w:rFonts w:ascii="Arial" w:hAnsi="Arial" w:cs="Arial"/>
-              </w:rPr>
-              <w:t>0BF0</w:t>
+              <w:t>0BF1</w:t>
             </w:r>
             <w:proofErr w:type="spellEnd"/>
           </w:p>
@@ -18175,7 +18221,7 @@
               <w:rPr>
                 <w:rFonts w:ascii="Nirmala UI" w:hAnsi="Nirmala UI" w:cs="Nirmala UI"/>
               </w:rPr>
-              <w:t>௱</w:t>
+              <w:t>௲</w:t>
             </w:r>
             <w:r>
               <w:rPr>
@@ -18188,7 +18234,7 @@
               <w:rPr>
                 <w:rFonts w:ascii="Arial" w:hAnsi="Arial" w:cs="Arial"/>
               </w:rPr>
-              <w:t>0BF1</w:t>
+              <w:t>0BF2</w:t>
             </w:r>
             <w:proofErr w:type="spellEnd"/>
           </w:p>
@@ -18245,7 +18291,6 @@
               <w:bottom w:val="single" w:sz="12" w:space="0" w:color="000000"/>
               <w:right w:val="single" w:sz="12" w:space="0" w:color="000000"/>
             </w:tcBorders>
-            <w:shd w:val="clear" w:color="auto" w:fill="DDA0DD"/>
             <w:vAlign w:val="center"/>
           </w:tcPr>
           <w:p>
@@ -18260,10 +18305,24 @@
             </w:pPr>
             <w:r>
               <w:rPr>
-                <w:rFonts w:ascii="Arial" w:hAnsi="Arial" w:cs="Arial"/>
-              </w:rPr>
-              <w:t> </w:t>
-            </w:r>
+                <w:rFonts w:ascii="Nirmala UI" w:hAnsi="Nirmala UI" w:cs="Nirmala UI"/>
+              </w:rPr>
+              <w:t>௶</w:t>
+            </w:r>
+            <w:r>
+              <w:rPr>
+                <w:rFonts w:ascii="Arial" w:hAnsi="Arial" w:cs="Arial"/>
+              </w:rPr>
+              <w:br/>
+            </w:r>
+            <w:proofErr w:type="spellStart"/>
+            <w:r>
+              <w:rPr>
+                <w:rFonts w:ascii="Arial" w:hAnsi="Arial" w:cs="Arial"/>
+              </w:rPr>
+              <w:t>0BF6</w:t>
+            </w:r>
+            <w:proofErr w:type="spellEnd"/>
           </w:p>
         </w:tc>
         <w:bookmarkStart w:id="80" w:name="_MCCTEMPBM_CRPT01490082___7"/>
@@ -18591,8 +18650,15 @@
                 <w:rFonts w:ascii="Arial" w:hAnsi="Arial" w:cs="Arial"/>
               </w:rPr>
               <w:br/>
+            </w:r>
+            <w:proofErr w:type="spellStart"/>
+            <w:r>
+              <w:rPr>
+                <w:rFonts w:ascii="Arial" w:hAnsi="Arial" w:cs="Arial"/>
+              </w:rPr>
               <w:t>00B7</w:t>
             </w:r>
+            <w:proofErr w:type="spellEnd"/>
           </w:p>
         </w:tc>
         <w:tc>
@@ -18647,6 +18713,7 @@
               <w:bottom w:val="single" w:sz="12" w:space="0" w:color="000000"/>
               <w:right w:val="single" w:sz="12" w:space="0" w:color="000000"/>
             </w:tcBorders>
+            <w:shd w:val="clear" w:color="auto" w:fill="DDA0DD"/>
             <w:vAlign w:val="center"/>
           </w:tcPr>
           <w:p>
@@ -18661,9 +18728,74 @@
             </w:pPr>
             <w:r>
               <w:rPr>
+                <w:rFonts w:ascii="Arial" w:hAnsi="Arial" w:cs="Arial"/>
+              </w:rPr>
+              <w:t> </w:t>
+            </w:r>
+          </w:p>
+        </w:tc>
+        <w:tc>
+          <w:tcPr>
+            <w:tcW w:w="0" w:type="auto"/>
+            <w:tcBorders>
+              <w:top w:val="single" w:sz="12" w:space="0" w:color="000000"/>
+              <w:left w:val="single" w:sz="12" w:space="0" w:color="000000"/>
+              <w:bottom w:val="single" w:sz="12" w:space="0" w:color="000000"/>
+              <w:right w:val="single" w:sz="12" w:space="0" w:color="000000"/>
+            </w:tcBorders>
+            <w:vAlign w:val="center"/>
+          </w:tcPr>
+          <w:p>
+            <w:pPr>
+              <w:keepNext/>
+              <w:spacing w:after="0" w:line="240" w:lineRule="exact"/>
+              <w:jc w:val="center"/>
+              <w:rPr>
+                <w:rFonts w:ascii="Courier" w:hAnsi="Courier"/>
+                <w:sz w:val="24"/>
+              </w:rPr>
+            </w:pPr>
+            <w:r>
+              <w:rPr>
+                <w:rFonts w:ascii="Arial" w:hAnsi="Arial" w:cs="Arial"/>
+              </w:rPr>
+              <w:t>’</w:t>
+            </w:r>
+            <w:r>
+              <w:rPr>
+                <w:rFonts w:ascii="Arial" w:hAnsi="Arial" w:cs="Arial"/>
+              </w:rPr>
+              <w:br/>
+              <w:t>2019</w:t>
+            </w:r>
+          </w:p>
+        </w:tc>
+        <w:tc>
+          <w:tcPr>
+            <w:tcW w:w="0" w:type="auto"/>
+            <w:tcBorders>
+              <w:top w:val="single" w:sz="12" w:space="0" w:color="000000"/>
+              <w:left w:val="single" w:sz="12" w:space="0" w:color="000000"/>
+              <w:bottom w:val="single" w:sz="12" w:space="0" w:color="000000"/>
+              <w:right w:val="single" w:sz="12" w:space="0" w:color="000000"/>
+            </w:tcBorders>
+            <w:vAlign w:val="center"/>
+          </w:tcPr>
+          <w:p>
+            <w:pPr>
+              <w:keepNext/>
+              <w:spacing w:after="0" w:line="240" w:lineRule="exact"/>
+              <w:jc w:val="center"/>
+              <w:rPr>
+                <w:rFonts w:ascii="Courier" w:hAnsi="Courier"/>
+                <w:sz w:val="24"/>
+              </w:rPr>
+            </w:pPr>
+            <w:r>
+              <w:rPr>
                 <w:rFonts w:ascii="Nirmala UI" w:hAnsi="Nirmala UI" w:cs="Nirmala UI"/>
               </w:rPr>
-              <w:t>௲</w:t>
+              <w:t>௷</w:t>
             </w:r>
             <w:r>
               <w:rPr>
@@ -18676,75 +18808,9 @@
               <w:rPr>
                 <w:rFonts w:ascii="Arial" w:hAnsi="Arial" w:cs="Arial"/>
               </w:rPr>
-              <w:t>0BF2</w:t>
+              <w:t>0BF7</w:t>
             </w:r>
             <w:proofErr w:type="spellEnd"/>
-          </w:p>
-        </w:tc>
-        <w:tc>
-          <w:tcPr>
-            <w:tcW w:w="0" w:type="auto"/>
-            <w:tcBorders>
-              <w:top w:val="single" w:sz="12" w:space="0" w:color="000000"/>
-              <w:left w:val="single" w:sz="12" w:space="0" w:color="000000"/>
-              <w:bottom w:val="single" w:sz="12" w:space="0" w:color="000000"/>
-              <w:right w:val="single" w:sz="12" w:space="0" w:color="000000"/>
-            </w:tcBorders>
-            <w:vAlign w:val="center"/>
-          </w:tcPr>
-          <w:p>
-            <w:pPr>
-              <w:keepNext/>
-              <w:spacing w:after="0" w:line="240" w:lineRule="exact"/>
-              <w:jc w:val="center"/>
-              <w:rPr>
-                <w:rFonts w:ascii="Courier" w:hAnsi="Courier"/>
-                <w:sz w:val="24"/>
-              </w:rPr>
-            </w:pPr>
-            <w:r>
-              <w:rPr>
-                <w:rFonts w:ascii="Arial" w:hAnsi="Arial" w:cs="Arial"/>
-              </w:rPr>
-              <w:t>’</w:t>
-            </w:r>
-            <w:r>
-              <w:rPr>
-                <w:rFonts w:ascii="Arial" w:hAnsi="Arial" w:cs="Arial"/>
-              </w:rPr>
-              <w:br/>
-              <w:t>2019</w:t>
-            </w:r>
-          </w:p>
-        </w:tc>
-        <w:tc>
-          <w:tcPr>
-            <w:tcW w:w="0" w:type="auto"/>
-            <w:tcBorders>
-              <w:top w:val="single" w:sz="12" w:space="0" w:color="000000"/>
-              <w:left w:val="single" w:sz="12" w:space="0" w:color="000000"/>
-              <w:bottom w:val="single" w:sz="12" w:space="0" w:color="000000"/>
-              <w:right w:val="single" w:sz="12" w:space="0" w:color="000000"/>
-            </w:tcBorders>
-            <w:shd w:val="clear" w:color="auto" w:fill="DDA0DD"/>
-            <w:vAlign w:val="center"/>
-          </w:tcPr>
-          <w:p>
-            <w:pPr>
-              <w:keepNext/>
-              <w:spacing w:after="0" w:line="240" w:lineRule="exact"/>
-              <w:jc w:val="center"/>
-              <w:rPr>
-                <w:rFonts w:ascii="Courier" w:hAnsi="Courier"/>
-                <w:sz w:val="24"/>
-              </w:rPr>
-            </w:pPr>
-            <w:r>
-              <w:rPr>
-                <w:rFonts w:ascii="Arial" w:hAnsi="Arial" w:cs="Arial"/>
-              </w:rPr>
-              <w:t> </w:t>
-            </w:r>
           </w:p>
         </w:tc>
         <w:bookmarkStart w:id="82" w:name="_MCCTEMPBM_CRPT01490084___7"/>
@@ -18770,8 +18836,13 @@
             <w:pPr>
               <w:pStyle w:val="TAL"/>
             </w:pPr>
-            <w:r>
-              <w:t>In the event that an MS receives a code where a symbol is not represented in the above table then the MS shall display the REPLACEMENT CHARACTER (</w:t>
+            <w:proofErr w:type="gramStart"/>
+            <w:r>
+              <w:t>In the event that</w:t>
+            </w:r>
+            <w:proofErr w:type="gramEnd"/>
+            <w:r>
+              <w:t xml:space="preserve"> an MS receives a code where a symbol is not represented in the above table then the MS shall display the REPLACEMENT CHARACTER (</w:t>
             </w:r>
             <w:proofErr w:type="spellStart"/>
             <w:r>

--- a/A.4.1B.docx
+++ b/A.4.1B.docx
@@ -9570,19 +9570,19 @@
         <w:tblLook w:val="0000" w:firstRow="0" w:lastRow="0" w:firstColumn="0" w:lastColumn="0" w:noHBand="0" w:noVBand="0"/>
       </w:tblPr>
       <w:tblGrid>
+        <w:gridCol w:w="517"/>
+        <w:gridCol w:w="517"/>
+        <w:gridCol w:w="517"/>
         <w:gridCol w:w="516"/>
-        <w:gridCol w:w="515"/>
-        <w:gridCol w:w="515"/>
-        <w:gridCol w:w="515"/>
-        <w:gridCol w:w="515"/>
-        <w:gridCol w:w="731"/>
-        <w:gridCol w:w="720"/>
-        <w:gridCol w:w="1808"/>
-        <w:gridCol w:w="709"/>
-        <w:gridCol w:w="709"/>
-        <w:gridCol w:w="731"/>
-        <w:gridCol w:w="731"/>
-        <w:gridCol w:w="844"/>
+        <w:gridCol w:w="516"/>
+        <w:gridCol w:w="733"/>
+        <w:gridCol w:w="733"/>
+        <w:gridCol w:w="1812"/>
+        <w:gridCol w:w="710"/>
+        <w:gridCol w:w="710"/>
+        <w:gridCol w:w="699"/>
+        <w:gridCol w:w="733"/>
+        <w:gridCol w:w="846"/>
       </w:tblGrid>
       <w:tr>
         <w:trPr>
@@ -13293,7 +13293,6 @@
               <w:bottom w:val="single" w:sz="12" w:space="0" w:color="000000"/>
               <w:right w:val="single" w:sz="12" w:space="0" w:color="000000"/>
             </w:tcBorders>
-            <w:shd w:val="clear" w:color="auto" w:fill="DDA0DD"/>
             <w:vAlign w:val="center"/>
           </w:tcPr>
           <w:p>
@@ -13308,10 +13307,24 @@
             </w:pPr>
             <w:r>
               <w:rPr>
-                <w:rFonts w:ascii="Arial" w:hAnsi="Arial" w:cs="Arial"/>
-              </w:rPr>
-              <w:t> </w:t>
-            </w:r>
+                <w:rFonts w:ascii="Nirmala UI" w:hAnsi="Nirmala UI" w:cs="Nirmala UI"/>
+              </w:rPr>
+              <w:t>௰</w:t>
+            </w:r>
+            <w:r>
+              <w:rPr>
+                <w:rFonts w:ascii="Arial" w:hAnsi="Arial" w:cs="Arial"/>
+              </w:rPr>
+              <w:br/>
+            </w:r>
+            <w:proofErr w:type="spellStart"/>
+            <w:r>
+              <w:rPr>
+                <w:rFonts w:ascii="Arial" w:hAnsi="Arial" w:cs="Arial"/>
+              </w:rPr>
+              <w:t>0BF0</w:t>
+            </w:r>
+            <w:proofErr w:type="spellEnd"/>
           </w:p>
         </w:tc>
         <w:tc>
@@ -13673,7 +13686,6 @@
               <w:bottom w:val="single" w:sz="12" w:space="0" w:color="000000"/>
               <w:right w:val="single" w:sz="12" w:space="0" w:color="000000"/>
             </w:tcBorders>
-            <w:shd w:val="clear" w:color="auto" w:fill="DDA0DD"/>
             <w:vAlign w:val="center"/>
           </w:tcPr>
           <w:p>
@@ -13688,10 +13700,24 @@
             </w:pPr>
             <w:r>
               <w:rPr>
-                <w:rFonts w:ascii="Arial" w:hAnsi="Arial" w:cs="Arial"/>
-              </w:rPr>
-              <w:t> </w:t>
-            </w:r>
+                <w:rFonts w:ascii="Nirmala UI" w:hAnsi="Nirmala UI" w:cs="Nirmala UI"/>
+              </w:rPr>
+              <w:t>௺</w:t>
+            </w:r>
+            <w:r>
+              <w:rPr>
+                <w:rFonts w:ascii="Arial" w:hAnsi="Arial" w:cs="Arial"/>
+              </w:rPr>
+              <w:br/>
+            </w:r>
+            <w:proofErr w:type="spellStart"/>
+            <w:r>
+              <w:rPr>
+                <w:rFonts w:ascii="Arial" w:hAnsi="Arial" w:cs="Arial"/>
+              </w:rPr>
+              <w:t>0BFA</w:t>
+            </w:r>
+            <w:proofErr w:type="spellEnd"/>
           </w:p>
         </w:tc>
         <w:tc>
@@ -13746,7 +13772,6 @@
               <w:bottom w:val="single" w:sz="12" w:space="0" w:color="000000"/>
               <w:right w:val="single" w:sz="12" w:space="0" w:color="000000"/>
             </w:tcBorders>
-            <w:shd w:val="clear" w:color="auto" w:fill="DDA0DD"/>
             <w:vAlign w:val="center"/>
           </w:tcPr>
           <w:p>
@@ -13761,10 +13786,24 @@
             </w:pPr>
             <w:r>
               <w:rPr>
-                <w:rFonts w:ascii="Arial" w:hAnsi="Arial" w:cs="Arial"/>
-              </w:rPr>
-              <w:t> </w:t>
-            </w:r>
+                <w:rFonts w:ascii="Nirmala UI" w:hAnsi="Nirmala UI" w:cs="Nirmala UI"/>
+              </w:rPr>
+              <w:t>௱</w:t>
+            </w:r>
+            <w:r>
+              <w:rPr>
+                <w:rFonts w:ascii="Arial" w:hAnsi="Arial" w:cs="Arial"/>
+              </w:rPr>
+              <w:br/>
+            </w:r>
+            <w:proofErr w:type="spellStart"/>
+            <w:r>
+              <w:rPr>
+                <w:rFonts w:ascii="Arial" w:hAnsi="Arial" w:cs="Arial"/>
+              </w:rPr>
+              <w:t>0BF1</w:t>
+            </w:r>
+            <w:proofErr w:type="spellEnd"/>
           </w:p>
         </w:tc>
         <w:tc>
@@ -14206,7 +14245,6 @@
               <w:bottom w:val="single" w:sz="12" w:space="0" w:color="000000"/>
               <w:right w:val="single" w:sz="12" w:space="0" w:color="000000"/>
             </w:tcBorders>
-            <w:shd w:val="clear" w:color="auto" w:fill="DDA0DD"/>
             <w:vAlign w:val="center"/>
           </w:tcPr>
           <w:p>
@@ -14221,10 +14259,24 @@
             </w:pPr>
             <w:r>
               <w:rPr>
-                <w:rFonts w:ascii="Arial" w:hAnsi="Arial" w:cs="Arial"/>
-              </w:rPr>
-              <w:t> </w:t>
-            </w:r>
+                <w:rFonts w:ascii="Nirmala UI" w:hAnsi="Nirmala UI" w:cs="Nirmala UI"/>
+              </w:rPr>
+              <w:t>௲</w:t>
+            </w:r>
+            <w:r>
+              <w:rPr>
+                <w:rFonts w:ascii="Arial" w:hAnsi="Arial" w:cs="Arial"/>
+              </w:rPr>
+              <w:br/>
+            </w:r>
+            <w:proofErr w:type="spellStart"/>
+            <w:r>
+              <w:rPr>
+                <w:rFonts w:ascii="Arial" w:hAnsi="Arial" w:cs="Arial"/>
+              </w:rPr>
+              <w:t>0BF2</w:t>
+            </w:r>
+            <w:proofErr w:type="spellEnd"/>
           </w:p>
         </w:tc>
         <w:tc>
@@ -16686,6 +16738,7 @@
               <w:bottom w:val="single" w:sz="12" w:space="0" w:color="000000"/>
               <w:right w:val="single" w:sz="12" w:space="0" w:color="000000"/>
             </w:tcBorders>
+            <w:shd w:val="clear" w:color="auto" w:fill="DDA0DD"/>
             <w:vAlign w:val="center"/>
           </w:tcPr>
           <w:p>
@@ -16700,24 +16753,10 @@
             </w:pPr>
             <w:r>
               <w:rPr>
-                <w:rFonts w:ascii="Nirmala UI" w:hAnsi="Nirmala UI" w:cs="Nirmala UI"/>
-              </w:rPr>
-              <w:t>௺</w:t>
-            </w:r>
-            <w:r>
-              <w:rPr>
-                <w:rFonts w:ascii="Arial" w:hAnsi="Arial" w:cs="Arial"/>
-              </w:rPr>
-              <w:br/>
-            </w:r>
-            <w:proofErr w:type="spellStart"/>
-            <w:r>
-              <w:rPr>
-                <w:rFonts w:ascii="Arial" w:hAnsi="Arial" w:cs="Arial"/>
-              </w:rPr>
-              <w:t>0BFA</w:t>
-            </w:r>
-            <w:proofErr w:type="spellEnd"/>
+                <w:rFonts w:ascii="Arial" w:hAnsi="Arial" w:cs="Arial"/>
+              </w:rPr>
+              <w:t> </w:t>
+            </w:r>
           </w:p>
         </w:tc>
         <w:tc>
@@ -17200,6 +17239,7 @@
               <w:bottom w:val="single" w:sz="12" w:space="0" w:color="000000"/>
               <w:right w:val="single" w:sz="12" w:space="0" w:color="000000"/>
             </w:tcBorders>
+            <w:shd w:val="clear" w:color="auto" w:fill="DDA0DD"/>
             <w:vAlign w:val="center"/>
           </w:tcPr>
           <w:p>
@@ -17214,24 +17254,10 @@
             </w:pPr>
             <w:r>
               <w:rPr>
-                <w:rFonts w:ascii="Nirmala UI" w:hAnsi="Nirmala UI" w:cs="Nirmala UI"/>
-              </w:rPr>
-              <w:t>௰</w:t>
-            </w:r>
-            <w:r>
-              <w:rPr>
-                <w:rFonts w:ascii="Arial" w:hAnsi="Arial" w:cs="Arial"/>
-              </w:rPr>
-              <w:br/>
-            </w:r>
-            <w:proofErr w:type="spellStart"/>
-            <w:r>
-              <w:rPr>
-                <w:rFonts w:ascii="Arial" w:hAnsi="Arial" w:cs="Arial"/>
-              </w:rPr>
-              <w:t>0BF0</w:t>
-            </w:r>
-            <w:proofErr w:type="spellEnd"/>
+                <w:rFonts w:ascii="Arial" w:hAnsi="Arial" w:cs="Arial"/>
+              </w:rPr>
+              <w:t> </w:t>
+            </w:r>
           </w:p>
         </w:tc>
         <w:tc>
@@ -17697,6 +17723,7 @@
               <w:bottom w:val="single" w:sz="12" w:space="0" w:color="000000"/>
               <w:right w:val="single" w:sz="12" w:space="0" w:color="000000"/>
             </w:tcBorders>
+            <w:shd w:val="clear" w:color="auto" w:fill="DDA0DD"/>
             <w:vAlign w:val="center"/>
           </w:tcPr>
           <w:p>
@@ -17711,24 +17738,10 @@
             </w:pPr>
             <w:r>
               <w:rPr>
-                <w:rFonts w:ascii="Nirmala UI" w:hAnsi="Nirmala UI" w:cs="Nirmala UI"/>
-              </w:rPr>
-              <w:t>௱</w:t>
-            </w:r>
-            <w:r>
-              <w:rPr>
-                <w:rFonts w:ascii="Arial" w:hAnsi="Arial" w:cs="Arial"/>
-              </w:rPr>
-              <w:br/>
-            </w:r>
-            <w:proofErr w:type="spellStart"/>
-            <w:r>
-              <w:rPr>
-                <w:rFonts w:ascii="Arial" w:hAnsi="Arial" w:cs="Arial"/>
-              </w:rPr>
-              <w:t>0BF1</w:t>
-            </w:r>
-            <w:proofErr w:type="spellEnd"/>
+                <w:rFonts w:ascii="Arial" w:hAnsi="Arial" w:cs="Arial"/>
+              </w:rPr>
+              <w:t> </w:t>
+            </w:r>
           </w:p>
         </w:tc>
         <w:tc>
@@ -18205,6 +18218,7 @@
               <w:bottom w:val="single" w:sz="12" w:space="0" w:color="000000"/>
               <w:right w:val="single" w:sz="12" w:space="0" w:color="000000"/>
             </w:tcBorders>
+            <w:shd w:val="clear" w:color="auto" w:fill="DDA0DD"/>
             <w:vAlign w:val="center"/>
           </w:tcPr>
           <w:p>
@@ -18219,24 +18233,10 @@
             </w:pPr>
             <w:r>
               <w:rPr>
-                <w:rFonts w:ascii="Nirmala UI" w:hAnsi="Nirmala UI" w:cs="Nirmala UI"/>
-              </w:rPr>
-              <w:t>௲</w:t>
-            </w:r>
-            <w:r>
-              <w:rPr>
-                <w:rFonts w:ascii="Arial" w:hAnsi="Arial" w:cs="Arial"/>
-              </w:rPr>
-              <w:br/>
-            </w:r>
-            <w:proofErr w:type="spellStart"/>
-            <w:r>
-              <w:rPr>
-                <w:rFonts w:ascii="Arial" w:hAnsi="Arial" w:cs="Arial"/>
-              </w:rPr>
-              <w:t>0BF2</w:t>
-            </w:r>
-            <w:proofErr w:type="spellEnd"/>
+                <w:rFonts w:ascii="Arial" w:hAnsi="Arial" w:cs="Arial"/>
+              </w:rPr>
+              <w:t> </w:t>
+            </w:r>
           </w:p>
         </w:tc>
         <w:tc>
